--- a/templates/salary_certificate_template.docx
+++ b/templates/salary_certificate_template.docx
@@ -223,36 +223,7 @@
           <w:szCs w:val="24"/>
           <w:lang w:val="es-CR"/>
         </w:rPr>
-        <w:t xml:space="preserve"> la cedula </w:t>
-      </w:r>
-      <w:r>
-        <w:rPr>
-          <w:rFonts w:ascii="Arial" w:hAnsi="Arial" w:cs="Arial"/>
-          <w:sz w:val="24"/>
-          <w:szCs w:val="24"/>
-          <w:lang w:val="es-CR"/>
-        </w:rPr>
-        <w:t>{{</w:t>
-      </w:r>
-      <w:proofErr w:type="spellStart"/>
-      <w:r>
-        <w:rPr>
-          <w:rFonts w:ascii="Arial" w:hAnsi="Arial" w:cs="Arial"/>
-          <w:sz w:val="24"/>
-          <w:szCs w:val="24"/>
-          <w:lang w:val="es-CR"/>
-        </w:rPr>
-        <w:t>numeroCedula</w:t>
-      </w:r>
-      <w:proofErr w:type="spellEnd"/>
-      <w:r>
-        <w:rPr>
-          <w:rFonts w:ascii="Arial" w:hAnsi="Arial" w:cs="Arial"/>
-          <w:sz w:val="24"/>
-          <w:szCs w:val="24"/>
-          <w:lang w:val="es-CR"/>
-        </w:rPr>
-        <w:t>}}</w:t>
+        <w:t xml:space="preserve"> la cedula</w:t>
       </w:r>
       <w:r>
         <w:rPr>
@@ -270,6 +241,24 @@
           <w:szCs w:val="24"/>
           <w:lang w:val="es-CR"/>
         </w:rPr>
+        <w:t>{{numeroCedula}}</w:t>
+      </w:r>
+      <w:r>
+        <w:rPr>
+          <w:rFonts w:ascii="Arial" w:hAnsi="Arial" w:cs="Arial"/>
+          <w:sz w:val="24"/>
+          <w:szCs w:val="24"/>
+          <w:lang w:val="es-CR"/>
+        </w:rPr>
+        <w:t xml:space="preserve"> </w:t>
+      </w:r>
+      <w:r>
+        <w:rPr>
+          <w:rFonts w:ascii="Arial" w:hAnsi="Arial" w:cs="Arial"/>
+          <w:sz w:val="24"/>
+          <w:szCs w:val="24"/>
+          <w:lang w:val="es-CR"/>
+        </w:rPr>
         <w:t xml:space="preserve">labora en </w:t>
       </w:r>
       <w:r>
@@ -324,36 +313,7 @@
           <w:szCs w:val="24"/>
           <w:lang w:val="es-CR"/>
         </w:rPr>
-        <w:t>{{</w:t>
-      </w:r>
-      <w:proofErr w:type="spellStart"/>
-      <w:r>
-        <w:rPr>
-          <w:rFonts w:ascii="Arial" w:hAnsi="Arial" w:cs="Arial"/>
-          <w:sz w:val="24"/>
-          <w:szCs w:val="24"/>
-          <w:lang w:val="es-CR"/>
-        </w:rPr>
-        <w:t>fechaIngreso</w:t>
-      </w:r>
-      <w:proofErr w:type="spellEnd"/>
-      <w:r>
-        <w:rPr>
-          <w:rFonts w:ascii="Arial" w:hAnsi="Arial" w:cs="Arial"/>
-          <w:sz w:val="24"/>
-          <w:szCs w:val="24"/>
-          <w:lang w:val="es-CR"/>
-        </w:rPr>
-        <w:t>}</w:t>
-      </w:r>
-      <w:r>
-        <w:rPr>
-          <w:rFonts w:ascii="Arial" w:hAnsi="Arial" w:cs="Arial"/>
-          <w:sz w:val="24"/>
-          <w:szCs w:val="24"/>
-          <w:lang w:val="es-CR"/>
-        </w:rPr>
-        <w:t>}</w:t>
+        <w:t>{{fechaIngreso}}</w:t>
       </w:r>
       <w:r>
         <w:rPr>
@@ -816,24 +776,24 @@
       <w:pPr>
         <w:ind w:left="720"/>
         <w:rPr>
-          <w:lang w:val="fr-FR"/>
-        </w:rPr>
-      </w:pPr>
-      <w:r>
-        <w:rPr>
-          <w:lang w:val="fr-FR"/>
+          <w:lang w:val="es-CR"/>
+        </w:rPr>
+      </w:pPr>
+      <w:r>
+        <w:rPr>
+          <w:lang w:val="es-CR"/>
         </w:rPr>
         <w:tab/>
       </w:r>
       <w:r>
         <w:rPr>
-          <w:lang w:val="fr-FR"/>
+          <w:lang w:val="es-CR"/>
         </w:rPr>
         <w:tab/>
       </w:r>
       <w:r>
         <w:rPr>
-          <w:lang w:val="fr-FR"/>
+          <w:lang w:val="es-CR"/>
         </w:rPr>
         <w:tab/>
       </w:r>
